--- a/worlds/ondina-vasquell/tasks/task5/current/wound_care_dressing_order_05242026.docx
+++ b/worlds/ondina-vasquell/tasks/task5/current/wound_care_dressing_order_05242026.docx
@@ -596,7 +596,7 @@
           <w:color w:val="232830"/>
           <w:sz w:val="19"/>
         </w:rPr>
-        <w:t>Left forefoot wound: Dakin's solution (sodium hypochlorite) wet-to-dry gauze packing, change three times daily.</w:t>
+        <w:t>Left forefoot wound: apply a silver alginate dressing, change daily.</w:t>
       </w:r>
     </w:p>
     <w:p>
@@ -612,7 +612,7 @@
           <w:color w:val="232830"/>
           <w:sz w:val="19"/>
         </w:rPr>
-        <w:t>Povidone-iodine applied to the periwound with each change.</w:t>
+        <w:t>Cover with a secondary absorbent foam pad.</w:t>
       </w:r>
     </w:p>
     <w:p>
